--- a/Political Thinkable/Section 1/New Germany History.docx
+++ b/Political Thinkable/Section 1/New Germany History.docx
@@ -1147,7 +1147,7 @@
           <w:r>
             <w:fldChar w:fldCharType="separate"/>
           </w:r>
-          <w:hyperlink w:anchor="_Toc183898671" w:history="1">
+          <w:hyperlink w:anchor="_Toc183899499" w:history="1">
             <w:r>
               <w:rPr>
                 <w:rStyle w:val="Hyperlink"/>
@@ -1174,7 +1174,7 @@
                 <w:noProof/>
                 <w:webHidden/>
               </w:rPr>
-              <w:instrText xml:space="preserve"> PAGEREF _Toc183898671 \h </w:instrText>
+              <w:instrText xml:space="preserve"> PAGEREF _Toc183899499 \h </w:instrText>
             </w:r>
             <w:r>
               <w:rPr>
@@ -1218,13 +1218,13 @@
               <w:szCs w:val="24"/>
             </w:rPr>
           </w:pPr>
-          <w:hyperlink w:anchor="_Toc183898672" w:history="1">
+          <w:hyperlink w:anchor="_Toc183899500" w:history="1">
             <w:r>
               <w:rPr>
                 <w:rStyle w:val="Hyperlink"/>
                 <w:noProof/>
               </w:rPr>
-              <w:t>Never give up</w:t>
+              <w:t>Never give UP and Light it UP</w:t>
             </w:r>
             <w:r>
               <w:rPr>
@@ -1245,7 +1245,7 @@
                 <w:noProof/>
                 <w:webHidden/>
               </w:rPr>
-              <w:instrText xml:space="preserve"> PAGEREF _Toc183898672 \h </w:instrText>
+              <w:instrText xml:space="preserve"> PAGEREF _Toc183899500 \h </w:instrText>
             </w:r>
             <w:r>
               <w:rPr>
@@ -1305,7 +1305,7 @@
       <w:pPr>
         <w:pStyle w:val="Heading1"/>
       </w:pPr>
-      <w:bookmarkStart w:id="0" w:name="_Toc183898671"/>
+      <w:bookmarkStart w:id="0" w:name="_Toc183899499"/>
       <w:r>
         <w:lastRenderedPageBreak/>
         <w:t>Setting the Environment</w:t>
@@ -1464,25 +1464,42 @@
         <w:t xml:space="preserve">. </w:t>
       </w:r>
       <w:r>
-        <w:t xml:space="preserve">Throughout his life, he was diagnosed multiple times. When he joined the military, they had him retake the ASVAB test and gave him an extensive reading comprehension test. He didn't perform well, so they placed him in the </w:t>
-      </w:r>
-      <w:r>
-        <w:t>dyslexia train</w:t>
-      </w:r>
-      <w:r>
-        <w:t xml:space="preserve"> section, where he spent an additional three months in boot camp</w:t>
+        <w:t xml:space="preserve">Throughout his life, he was diagnosed multiple times. </w:t>
+      </w:r>
+    </w:p>
+    <w:p>
+      <w:pPr>
+        <w:jc w:val="both"/>
+      </w:pPr>
+      <w:r>
+        <w:t xml:space="preserve">When he joined the military, they had him retake the ASVAB test and gave him an extensive reading comprehension test. He didn't perform well, so they placed him in the </w:t>
+      </w:r>
+      <w:r>
+        <w:t>D</w:t>
+      </w:r>
+      <w:r>
+        <w:t xml:space="preserve">yslexia </w:t>
+      </w:r>
+      <w:r>
+        <w:t>T</w:t>
+      </w:r>
+      <w:r>
+        <w:t>rain</w:t>
+      </w:r>
+      <w:r>
+        <w:t xml:space="preserve"> </w:t>
+      </w:r>
+      <w:r>
+        <w:t>S</w:t>
+      </w:r>
+      <w:r>
+        <w:t>ection, where he spent an additional three months in boot camp</w:t>
       </w:r>
       <w:r>
         <w:t xml:space="preserve">. </w:t>
       </w:r>
       <w:r>
-        <w:t xml:space="preserve">During the day, they subjected him to rigorous physical training. In the mornings, drill sergeants would sprint across the grinder, yelling at recruits and making them do push-ups. The recruits, spotting the sergeants in advance, would automatically drop into push-up </w:t>
-      </w:r>
-      <w:r>
-        <w:t>positions</w:t>
-      </w:r>
-      <w:r>
-        <w:t>. In the evenings, he attended phonics classes.</w:t>
+        <w:t>During the day, they subjected him to rigorous physical training. In the mornings, drill sergeants would sprint across the grinder, yelling at recruits and making them do push-ups. The recruits, spotting the sergeants in advance, would automatically drop into push-up positions. In the evenings, he attended phonics classes.</w:t>
       </w:r>
       <w:r>
         <w:t xml:space="preserve"> </w:t>
@@ -1506,10 +1523,7 @@
         <w:t>.</w:t>
       </w:r>
       <w:r>
-        <w:t xml:space="preserve"> </w:t>
-      </w:r>
-      <w:r>
-        <w:t>After the training, the instructors would retest the recruits, who consistently scored significantly higher on the final test. The teachers deemed the training remarkably effective. However, Ryan's results remained unchanged, as he scored the same as before</w:t>
+        <w:t xml:space="preserve"> After the training, the instructors would retest the recruits, who consistently scored significantly higher on the final test. The teachers deemed the training remarkably effective. However, Ryan's results remained unchanged, as he scored the same as before</w:t>
       </w:r>
       <w:r>
         <w:t xml:space="preserve">. </w:t>
@@ -1519,16 +1533,156 @@
       <w:pPr>
         <w:pStyle w:val="Heading1"/>
       </w:pPr>
-      <w:bookmarkStart w:id="1" w:name="_Toc183898672"/>
+      <w:bookmarkStart w:id="1" w:name="_Toc183899500"/>
       <w:r>
         <w:lastRenderedPageBreak/>
-        <w:t>Never give up</w:t>
+        <w:t xml:space="preserve">Never give </w:t>
+      </w:r>
+      <w:r>
+        <w:t>UP and</w:t>
+      </w:r>
+      <w:r>
+        <w:t xml:space="preserve"> </w:t>
+      </w:r>
+      <w:r>
+        <w:t>L</w:t>
+      </w:r>
+      <w:r>
+        <w:t xml:space="preserve">ight </w:t>
+      </w:r>
+      <w:r>
+        <w:t>it UP</w:t>
       </w:r>
       <w:bookmarkEnd w:id="1"/>
+      <w:r>
+        <w:t xml:space="preserve"> </w:t>
+      </w:r>
     </w:p>
-    <w:p/>
-    <w:p/>
-    <w:p/>
+    <w:p>
+      <w:pPr>
+        <w:jc w:val="both"/>
+      </w:pPr>
+      <w:r>
+        <w:t>After completing the dyslexia training section, Orion was placed in a holding unit until he could be assigned to a new company. Each time Orion entered a new holding unit, he would stencil his uniform anew.</w:t>
+      </w:r>
+      <w:r>
+        <w:t xml:space="preserve"> </w:t>
+      </w:r>
+      <w:r>
+        <w:t>After being assigned to a new holding unit, the drill sergeant would come with liquid paint and a stencil card to mark Orion's uniform with the unit's number. Over time, his uniform accumulated seven different company numbers as he moved from unit to unit before finally reaching his graduating unit. Upon arrival, the drill sergeant remarked, "Old man, you've been here a long time. We've got to get you graduated."</w:t>
+      </w:r>
+    </w:p>
+    <w:p>
+      <w:pPr>
+        <w:jc w:val="both"/>
+      </w:pPr>
+      <w:r>
+        <w:t xml:space="preserve">In the Navy, it was a tradition to give recruits nicknames to boost morale. Orion became known as "Old Man." There was another recruit who looked like Rocky, so they nicknamed him Rocky. When morale was low, the sergeant would call, "Rocky, front and center!" Rocky would run to the front and shout, "Adrian, Adrian!" Another recruit arrived in a suit and tie, earning the nickname "Corporate Bob." </w:t>
+      </w:r>
+      <w:r>
+        <w:t xml:space="preserve">When </w:t>
+      </w:r>
+      <w:r>
+        <w:t>the drill sergeant</w:t>
+      </w:r>
+      <w:r>
+        <w:t xml:space="preserve"> called, he'd run out and </w:t>
+      </w:r>
+      <w:r>
+        <w:t>shouted</w:t>
+      </w:r>
+      <w:r>
+        <w:t>, "Give me the money, give me the money!"</w:t>
+      </w:r>
+    </w:p>
+    <w:p>
+      <w:pPr>
+        <w:jc w:val="both"/>
+      </w:pPr>
+      <w:r>
+        <w:t xml:space="preserve">Old Man would be called to the front and shout, "Light </w:t>
+      </w:r>
+      <w:r>
+        <w:t>th</w:t>
+      </w:r>
+      <w:r>
+        <w:t>em up, never give up!" The soldiers would respond with chants of "Ye</w:t>
+      </w:r>
+      <w:r>
+        <w:t>s</w:t>
+      </w:r>
+      <w:r>
+        <w:t>, ye</w:t>
+      </w:r>
+      <w:r>
+        <w:t>s</w:t>
+      </w:r>
+      <w:r>
+        <w:t>, ye</w:t>
+      </w:r>
+      <w:r>
+        <w:t>s</w:t>
+      </w:r>
+      <w:r>
+        <w:t xml:space="preserve">, light </w:t>
+      </w:r>
+      <w:r>
+        <w:t>th</w:t>
+      </w:r>
+      <w:r>
+        <w:t>em up!" and "Never give up!" This routine was all in good fun and kept morale high during grueling days of training.</w:t>
+      </w:r>
+    </w:p>
+    <w:p>
+      <w:pPr>
+        <w:jc w:val="both"/>
+      </w:pPr>
+      <w:r>
+        <w:t>During training, soldiers learned various skills, like how to be a good soldier, different tactics, and fire safety. They also practiced swimming to prevent drowning, as many soldiers did in World War II. Orion, never one to give up, always pushed through despite the challenges, determined to get the GI Bill and go overseas.</w:t>
+      </w:r>
+      <w:r>
+        <w:t xml:space="preserve"> Orian</w:t>
+      </w:r>
+      <w:r>
+        <w:t xml:space="preserve"> saw his way of getting out of small-town America</w:t>
+      </w:r>
+      <w:r>
+        <w:t>.</w:t>
+      </w:r>
+    </w:p>
+    <w:p>
+      <w:pPr>
+        <w:jc w:val="both"/>
+      </w:pPr>
+      <w:r>
+        <w:t xml:space="preserve">Some soldiers tried to escape the military by feigning injuries. </w:t>
+      </w:r>
+      <w:r>
+        <w:t xml:space="preserve">Marching ahead were the able-bodied </w:t>
+      </w:r>
+      <w:r>
+        <w:t>soldiers but</w:t>
+      </w:r>
+      <w:r>
+        <w:t xml:space="preserve"> trailing behind them were the ones known as the "disabled." You could see these soldiers following with crutches, bandages, and various signs of injury, forming a distinct group at the rear.</w:t>
+      </w:r>
+      <w:r>
+        <w:t xml:space="preserve"> </w:t>
+      </w:r>
+      <w:r>
+        <w:t>Over time, there was an epidemic of "whiplash," with soldiers claiming it to get discharged. The drill sergeants were baffled by the sudden outbreak, humorously questioning its contagious nature.</w:t>
+      </w:r>
+    </w:p>
+    <w:p>
+      <w:pPr>
+        <w:jc w:val="both"/>
+      </w:pPr>
+    </w:p>
+    <w:p>
+      <w:pPr>
+        <w:jc w:val="both"/>
+      </w:pPr>
+    </w:p>
     <w:p/>
     <w:p/>
     <w:p/>
@@ -2687,6 +2841,19 @@
       <w:u w:val="single"/>
     </w:rPr>
   </w:style>
+  <w:style w:type="paragraph" w:styleId="NormalWeb">
+    <w:name w:val="Normal (Web)"/>
+    <w:basedOn w:val="Normal"/>
+    <w:uiPriority w:val="99"/>
+    <w:semiHidden/>
+    <w:unhideWhenUsed/>
+    <w:rsid w:val="004E4B79"/>
+    <w:rPr>
+      <w:rFonts w:ascii="Times New Roman" w:hAnsi="Times New Roman" w:cs="Times New Roman"/>
+      <w:sz w:val="24"/>
+      <w:szCs w:val="24"/>
+    </w:rPr>
+  </w:style>
 </w:styles>
 </file>
 

--- a/Political Thinkable/Section 1/New Germany History.docx
+++ b/Political Thinkable/Section 1/New Germany History.docx
@@ -1638,16 +1638,7 @@
         <w:jc w:val="both"/>
       </w:pPr>
       <w:r>
-        <w:t>During training, soldiers learned various skills, like how to be a good soldier, different tactics, and fire safety. They also practiced swimming to prevent drowning, as many soldiers did in World War II. Orion, never one to give up, always pushed through despite the challenges, determined to get the GI Bill and go overseas.</w:t>
-      </w:r>
-      <w:r>
-        <w:t xml:space="preserve"> Orian</w:t>
-      </w:r>
-      <w:r>
-        <w:t xml:space="preserve"> saw his way of getting out of small-town America</w:t>
-      </w:r>
-      <w:r>
-        <w:t>.</w:t>
+        <w:t xml:space="preserve">During training, soldiers learned various skills, like how to be a good soldier, different tactics, and fire safety. They also practiced swimming to prevent drowning, as many soldiers did in World War II. </w:t>
       </w:r>
     </w:p>
     <w:p>
@@ -1655,16 +1646,75 @@
         <w:jc w:val="both"/>
       </w:pPr>
       <w:r>
+        <w:t xml:space="preserve">The drill sergeants employed a variety of tactics to motivate the soldiers. There was one soldier who was struggling with the swimming portion of the training. To help him, the drill sergeant had him stand in line with the other soldiers, moving his arms as if he were swimming. One day, </w:t>
+      </w:r>
+      <w:r>
+        <w:t>Old Man</w:t>
+      </w:r>
+      <w:r>
+        <w:t xml:space="preserve"> observed this and asked, "What are you doing?"</w:t>
+      </w:r>
+    </w:p>
+    <w:p>
+      <w:pPr>
+        <w:jc w:val="both"/>
+      </w:pPr>
+      <w:r>
+        <w:t>The soldier replied, "I'm practicing swimming. This is my third time here, and I must pass this part of the training...or else."</w:t>
+      </w:r>
+    </w:p>
+    <w:p>
+      <w:pPr>
+        <w:jc w:val="both"/>
+      </w:pPr>
+      <w:r>
+        <w:t>The phrase "or else," especially when used by a drill sergeant, always struck fear into the hearts of recruits.</w:t>
+      </w:r>
+      <w:r>
+        <w:t xml:space="preserve"> </w:t>
+      </w:r>
+      <w:r>
+        <w:t>Drill sergeants often used various phrases, such as "I've got something for you later." Another tactic they employed was catching trainees misbehaving. They would scold them, make them do push-ups, and then walk away. Five minutes later, they would wait around the corner and return to see if they could catch the trainees again, ensuring they spent more time in the dirt.</w:t>
+      </w:r>
+    </w:p>
+    <w:p>
+      <w:pPr>
+        <w:jc w:val="both"/>
+      </w:pPr>
+      <w:r>
+        <w:t>At the training facility, the old man had mastered all the tactics and never got caught doing anything wrong. Because of this, the drill sergeants began to like him and showed him respect.</w:t>
+      </w:r>
+    </w:p>
+    <w:p>
+      <w:pPr>
+        <w:jc w:val="both"/>
+      </w:pPr>
+      <w:r>
+        <w:t>Orion, never one to give up, always pushed through despite the challenges, determined to get the GI Bill and go overseas.</w:t>
+      </w:r>
+      <w:r>
+        <w:t xml:space="preserve"> Orian</w:t>
+      </w:r>
+      <w:r>
+        <w:t xml:space="preserve"> saw his way of getting out of small-town America</w:t>
+      </w:r>
+      <w:r>
+        <w:t xml:space="preserve">. </w:t>
+      </w:r>
+      <w:r>
+        <w:t>In America, there are two distinct groups: those who live in big cities and attend college, and those who reside in small, rural areas and graduate from high school. Orion was acutely aware of this divide.</w:t>
+      </w:r>
+    </w:p>
+    <w:p>
+      <w:pPr>
+        <w:jc w:val="both"/>
+      </w:pPr>
+      <w:r>
+        <w:lastRenderedPageBreak/>
         <w:t xml:space="preserve">Some soldiers tried to escape the military by feigning injuries. </w:t>
       </w:r>
       <w:r>
-        <w:t xml:space="preserve">Marching ahead were the able-bodied </w:t>
-      </w:r>
-      <w:r>
-        <w:t>soldiers but</w:t>
-      </w:r>
-      <w:r>
-        <w:t xml:space="preserve"> trailing behind them were the ones known as the "disabled." You could see these soldiers following with crutches, bandages, and various signs of injury, forming a distinct group at the rear.</w:t>
+        <w:t>Marching ahead were the able-bodied soldiers but trailing behind them were the ones known as the "disabled." You could see these soldiers following with crutches, bandages, and various signs of injury, forming a distinct group at the rear.</w:t>
       </w:r>
       <w:r>
         <w:t xml:space="preserve"> </w:t>

--- a/Political Thinkable/Section 1/New Germany History.docx
+++ b/Political Thinkable/Section 1/New Germany History.docx
@@ -1147,7 +1147,7 @@
           <w:r>
             <w:fldChar w:fldCharType="separate"/>
           </w:r>
-          <w:hyperlink w:anchor="_Toc183899499" w:history="1">
+          <w:hyperlink w:anchor="_Toc183973663" w:history="1">
             <w:r>
               <w:rPr>
                 <w:rStyle w:val="Hyperlink"/>
@@ -1174,7 +1174,7 @@
                 <w:noProof/>
                 <w:webHidden/>
               </w:rPr>
-              <w:instrText xml:space="preserve"> PAGEREF _Toc183899499 \h </w:instrText>
+              <w:instrText xml:space="preserve"> PAGEREF _Toc183973663 \h </w:instrText>
             </w:r>
             <w:r>
               <w:rPr>
@@ -1218,7 +1218,7 @@
               <w:szCs w:val="24"/>
             </w:rPr>
           </w:pPr>
-          <w:hyperlink w:anchor="_Toc183899500" w:history="1">
+          <w:hyperlink w:anchor="_Toc183973664" w:history="1">
             <w:r>
               <w:rPr>
                 <w:rStyle w:val="Hyperlink"/>
@@ -1245,7 +1245,7 @@
                 <w:noProof/>
                 <w:webHidden/>
               </w:rPr>
-              <w:instrText xml:space="preserve"> PAGEREF _Toc183899500 \h </w:instrText>
+              <w:instrText xml:space="preserve"> PAGEREF _Toc183973664 \h </w:instrText>
             </w:r>
             <w:r>
               <w:rPr>
@@ -1277,6 +1277,77 @@
           </w:hyperlink>
         </w:p>
         <w:p>
+          <w:pPr>
+            <w:pStyle w:val="TOC1"/>
+            <w:tabs>
+              <w:tab w:val="right" w:leader="dot" w:pos="9350"/>
+            </w:tabs>
+            <w:rPr>
+              <w:rFonts w:eastAsiaTheme="minorEastAsia"/>
+              <w:noProof/>
+              <w:sz w:val="24"/>
+              <w:szCs w:val="24"/>
+            </w:rPr>
+          </w:pPr>
+          <w:hyperlink w:anchor="_Toc183973665" w:history="1">
+            <w:r>
+              <w:rPr>
+                <w:rStyle w:val="Hyperlink"/>
+                <w:noProof/>
+              </w:rPr>
+              <w:t>E 4 mafia</w:t>
+            </w:r>
+            <w:r>
+              <w:rPr>
+                <w:noProof/>
+                <w:webHidden/>
+              </w:rPr>
+              <w:tab/>
+            </w:r>
+            <w:r>
+              <w:rPr>
+                <w:noProof/>
+                <w:webHidden/>
+              </w:rPr>
+              <w:fldChar w:fldCharType="begin"/>
+            </w:r>
+            <w:r>
+              <w:rPr>
+                <w:noProof/>
+                <w:webHidden/>
+              </w:rPr>
+              <w:instrText xml:space="preserve"> PAGEREF _Toc183973665 \h </w:instrText>
+            </w:r>
+            <w:r>
+              <w:rPr>
+                <w:noProof/>
+                <w:webHidden/>
+              </w:rPr>
+            </w:r>
+            <w:r>
+              <w:rPr>
+                <w:noProof/>
+                <w:webHidden/>
+              </w:rPr>
+              <w:fldChar w:fldCharType="separate"/>
+            </w:r>
+            <w:r>
+              <w:rPr>
+                <w:noProof/>
+                <w:webHidden/>
+              </w:rPr>
+              <w:t>5</w:t>
+            </w:r>
+            <w:r>
+              <w:rPr>
+                <w:noProof/>
+                <w:webHidden/>
+              </w:rPr>
+              <w:fldChar w:fldCharType="end"/>
+            </w:r>
+          </w:hyperlink>
+        </w:p>
+        <w:p>
           <w:r>
             <w:rPr>
               <w:b/>
@@ -1293,7 +1364,6 @@
     <w:p>
       <w:pPr>
         <w:sectPr>
-          <w:footerReference w:type="default" r:id="rId8"/>
           <w:pgSz w:w="12240" w:h="15840"/>
           <w:pgMar w:top="1440" w:right="1440" w:bottom="1440" w:left="1440" w:header="720" w:footer="720" w:gutter="0"/>
           <w:cols w:space="720"/>
@@ -1305,7 +1375,7 @@
       <w:pPr>
         <w:pStyle w:val="Heading1"/>
       </w:pPr>
-      <w:bookmarkStart w:id="0" w:name="_Toc183899499"/>
+      <w:bookmarkStart w:id="0" w:name="_Toc183973663"/>
       <w:r>
         <w:lastRenderedPageBreak/>
         <w:t>Setting the Environment</w:t>
@@ -1393,16 +1463,16 @@
         <w:t xml:space="preserve">, </w:t>
       </w:r>
       <w:r>
-        <w:t>Red</w:t>
-      </w:r>
-      <w:r>
-        <w:t xml:space="preserve"> hands</w:t>
+        <w:t>Re</w:t>
+      </w:r>
+      <w:r>
+        <w:t>dneck</w:t>
       </w:r>
       <w:r>
         <w:t xml:space="preserve">, Blue </w:t>
       </w:r>
       <w:r>
-        <w:t>hearted</w:t>
+        <w:t>Blooded</w:t>
       </w:r>
       <w:r>
         <w:t xml:space="preserve">, </w:t>
@@ -1533,7 +1603,7 @@
       <w:pPr>
         <w:pStyle w:val="Heading1"/>
       </w:pPr>
-      <w:bookmarkStart w:id="1" w:name="_Toc183899500"/>
+      <w:bookmarkStart w:id="1" w:name="_Toc183973664"/>
       <w:r>
         <w:lastRenderedPageBreak/>
         <w:t xml:space="preserve">Never give </w:t>
@@ -1710,17 +1780,74 @@
         <w:jc w:val="both"/>
       </w:pPr>
       <w:r>
+        <w:t xml:space="preserve">Some soldiers tried to escape the military by feigning injuries. </w:t>
+      </w:r>
+      <w:r>
+        <w:t xml:space="preserve">Marching ahead were the able-bodied soldiers but trailing behind them were the ones known as the "disabled." You could see these soldiers </w:t>
+      </w:r>
+      <w:r>
         <w:lastRenderedPageBreak/>
-        <w:t xml:space="preserve">Some soldiers tried to escape the military by feigning injuries. </w:t>
-      </w:r>
-      <w:r>
-        <w:t>Marching ahead were the able-bodied soldiers but trailing behind them were the ones known as the "disabled." You could see these soldiers following with crutches, bandages, and various signs of injury, forming a distinct group at the rear.</w:t>
+        <w:t>following with crutches, bandages, and various signs of injury, forming a distinct group at the rear.</w:t>
       </w:r>
       <w:r>
         <w:t xml:space="preserve"> </w:t>
       </w:r>
       <w:r>
         <w:t>Over time, there was an epidemic of "whiplash," with soldiers claiming it to get discharged. The drill sergeants were baffled by the sudden outbreak, humorously questioning its contagious nature.</w:t>
+      </w:r>
+    </w:p>
+    <w:p>
+      <w:pPr>
+        <w:pStyle w:val="Heading1"/>
+      </w:pPr>
+      <w:bookmarkStart w:id="2" w:name="_Toc183973665"/>
+      <w:r>
+        <w:t>E 4 mafia</w:t>
+      </w:r>
+      <w:bookmarkEnd w:id="2"/>
+    </w:p>
+    <w:p>
+      <w:pPr>
+        <w:jc w:val="both"/>
+      </w:pPr>
+      <w:r>
+        <w:t>As I pen this chapter, I find myself reflecting deeply on this part of the book from a writer's perspective. Will readers question its truth? To be honest, none of what I write is rooted in truth. It's a blend of various ideas and inspirations.</w:t>
+      </w:r>
+    </w:p>
+    <w:p>
+      <w:pPr>
+        <w:jc w:val="both"/>
+      </w:pPr>
+      <w:r>
+        <w:t xml:space="preserve">The grand event where everyone learns if they've been selected for a special assignment. The Chief Drill Sergeant announces each name, and as the recruits come forward, they receive a plaque engraved with their rank and signature. </w:t>
+      </w:r>
+    </w:p>
+    <w:p>
+      <w:pPr>
+        <w:jc w:val="both"/>
+      </w:pPr>
+      <w:r>
+        <w:t>The recruit arrived at boot camp sharply dressed in a suit and tie. Recognizing his potential, they appointed him as the Recruit Chief Petty Officer. In honor of his new position, he received a plaque adorned with a golden anchor and a star above it. The plaque proudly bore the inscription, "Chief Petty Officer Jones" in bold letters, ready to be displayed at the end of his bed.</w:t>
+      </w:r>
+      <w:r>
+        <w:t xml:space="preserve"> </w:t>
+      </w:r>
+      <w:r>
+        <w:t xml:space="preserve">Jones's primary duty was to call out all the commands while leading the formation as we marched across the grinder. And, naturally, he had to </w:t>
+      </w:r>
+      <w:r>
+        <w:t>shout,</w:t>
+      </w:r>
+      <w:r>
+        <w:t xml:space="preserve"> "Show me the money!" whenever the drill sergeant called for it.</w:t>
+      </w:r>
+    </w:p>
+    <w:p>
+      <w:pPr>
+        <w:jc w:val="both"/>
+      </w:pPr>
+      <w:r>
+        <w:t>The company recruits held Orion in high regard. When he joined the previous company, his hair was transitioning from a crew cut, and his sunburned face gave him a seasoned, battle-hardened appearance. His willingness to assist and mentor the other recruits earned him their admiration. Even the drill sergeants recognized his leadership qualities. The Chief Drill Sergeant appointed him as Recruit Yeoman, a role of significant responsibility and respect, within the deeply hierarchical traditions of the Navy fleet.</w:t>
       </w:r>
     </w:p>
     <w:p>
@@ -1749,11 +1876,8 @@
     <w:p/>
     <w:p/>
     <w:p/>
-    <w:p/>
-    <w:p/>
-    <w:p/>
     <w:sectPr>
-      <w:footerReference w:type="default" r:id="rId9"/>
+      <w:footerReference w:type="default" r:id="rId8"/>
       <w:pgSz w:w="12240" w:h="15840"/>
       <w:pgMar w:top="1440" w:right="1440" w:bottom="1440" w:left="1440" w:header="720" w:footer="720" w:gutter="0"/>
       <w:cols w:space="720"/>
@@ -1790,19 +1914,9 @@
 
 <file path=word/footer1.xml><?xml version="1.0" encoding="utf-8"?>
 <w:ftr xmlns:wpc="http://schemas.microsoft.com/office/word/2010/wordprocessingCanvas" xmlns:cx="http://schemas.microsoft.com/office/drawing/2014/chartex" xmlns:cx1="http://schemas.microsoft.com/office/drawing/2015/9/8/chartex" xmlns:cx2="http://schemas.microsoft.com/office/drawing/2015/10/21/chartex" xmlns:cx3="http://schemas.microsoft.com/office/drawing/2016/5/9/chartex" xmlns:cx4="http://schemas.microsoft.com/office/drawing/2016/5/10/chartex" xmlns:cx5="http://schemas.microsoft.com/office/drawing/2016/5/11/chartex" xmlns:cx6="http://schemas.microsoft.com/office/drawing/2016/5/12/chartex" xmlns:cx7="http://schemas.microsoft.com/office/drawing/2016/5/13/chartex" xmlns:cx8="http://schemas.microsoft.com/office/drawing/2016/5/14/chartex" xmlns:mc="http://schemas.openxmlformats.org/markup-compatibility/2006" xmlns:aink="http://schemas.microsoft.com/office/drawing/2016/ink" xmlns:am3d="http://schemas.microsoft.com/office/drawing/2017/model3d" xmlns:o="urn:schemas-microsoft-com:office:office" xmlns:oel="http://schemas.microsoft.com/office/2019/extlst" xmlns:r="http://schemas.openxmlformats.org/officeDocument/2006/relationships" xmlns:m="http://schemas.openxmlformats.org/officeDocument/2006/math" xmlns:v="urn:schemas-microsoft-com:vml" xmlns:wp14="http://schemas.microsoft.com/office/word/2010/wordprocessingDrawing" xmlns:wp="http://schemas.openxmlformats.org/drawingml/2006/wordprocessingDrawing" xmlns:w10="urn:schemas-microsoft-com:office:word" xmlns:w="http://schemas.openxmlformats.org/wordprocessingml/2006/main" xmlns:w14="http://schemas.microsoft.com/office/word/2010/wordml" xmlns:w15="http://schemas.microsoft.com/office/word/2012/wordml" xmlns:w16cex="http://schemas.microsoft.com/office/word/2018/wordml/cex" xmlns:w16cid="http://schemas.microsoft.com/office/word/2016/wordml/cid" xmlns:w16="http://schemas.microsoft.com/office/word/2018/wordml" xmlns:w16du="http://schemas.microsoft.com/office/word/2023/wordml/word16du" xmlns:w16sdtdh="http://schemas.microsoft.com/office/word/2020/wordml/sdtdatahash" xmlns:w16se="http://schemas.microsoft.com/office/word/2015/wordml/symex" xmlns:wpg="http://schemas.microsoft.com/office/word/2010/wordprocessingGroup" xmlns:wpi="http://schemas.microsoft.com/office/word/2010/wordprocessingInk" xmlns:wne="http://schemas.microsoft.com/office/word/2006/wordml" xmlns:wps="http://schemas.microsoft.com/office/word/2010/wordprocessingShape" mc:Ignorable="w14 w15 w16se w16cid w16 w16cex w16sdtdh w16du wp14">
-  <w:p>
-    <w:pPr>
-      <w:pStyle w:val="Footer"/>
-    </w:pPr>
-  </w:p>
-</w:ftr>
-</file>
-
-<file path=word/footer2.xml><?xml version="1.0" encoding="utf-8"?>
-<w:ftr xmlns:wpc="http://schemas.microsoft.com/office/word/2010/wordprocessingCanvas" xmlns:cx="http://schemas.microsoft.com/office/drawing/2014/chartex" xmlns:cx1="http://schemas.microsoft.com/office/drawing/2015/9/8/chartex" xmlns:cx2="http://schemas.microsoft.com/office/drawing/2015/10/21/chartex" xmlns:cx3="http://schemas.microsoft.com/office/drawing/2016/5/9/chartex" xmlns:cx4="http://schemas.microsoft.com/office/drawing/2016/5/10/chartex" xmlns:cx5="http://schemas.microsoft.com/office/drawing/2016/5/11/chartex" xmlns:cx6="http://schemas.microsoft.com/office/drawing/2016/5/12/chartex" xmlns:cx7="http://schemas.microsoft.com/office/drawing/2016/5/13/chartex" xmlns:cx8="http://schemas.microsoft.com/office/drawing/2016/5/14/chartex" xmlns:mc="http://schemas.openxmlformats.org/markup-compatibility/2006" xmlns:aink="http://schemas.microsoft.com/office/drawing/2016/ink" xmlns:am3d="http://schemas.microsoft.com/office/drawing/2017/model3d" xmlns:o="urn:schemas-microsoft-com:office:office" xmlns:oel="http://schemas.microsoft.com/office/2019/extlst" xmlns:r="http://schemas.openxmlformats.org/officeDocument/2006/relationships" xmlns:m="http://schemas.openxmlformats.org/officeDocument/2006/math" xmlns:v="urn:schemas-microsoft-com:vml" xmlns:wp14="http://schemas.microsoft.com/office/word/2010/wordprocessingDrawing" xmlns:wp="http://schemas.openxmlformats.org/drawingml/2006/wordprocessingDrawing" xmlns:w10="urn:schemas-microsoft-com:office:word" xmlns:w="http://schemas.openxmlformats.org/wordprocessingml/2006/main" xmlns:w14="http://schemas.microsoft.com/office/word/2010/wordml" xmlns:w15="http://schemas.microsoft.com/office/word/2012/wordml" xmlns:w16cex="http://schemas.microsoft.com/office/word/2018/wordml/cex" xmlns:w16cid="http://schemas.microsoft.com/office/word/2016/wordml/cid" xmlns:w16="http://schemas.microsoft.com/office/word/2018/wordml" xmlns:w16du="http://schemas.microsoft.com/office/word/2023/wordml/word16du" xmlns:w16sdtdh="http://schemas.microsoft.com/office/word/2020/wordml/sdtdatahash" xmlns:w16se="http://schemas.microsoft.com/office/word/2015/wordml/symex" xmlns:wpg="http://schemas.microsoft.com/office/word/2010/wordprocessingGroup" xmlns:wpi="http://schemas.microsoft.com/office/word/2010/wordprocessingInk" xmlns:wne="http://schemas.microsoft.com/office/word/2006/wordml" xmlns:wps="http://schemas.microsoft.com/office/word/2010/wordprocessingShape" mc:Ignorable="w14 w15 w16se w16cid w16 w16cex w16sdtdh w16du wp14">
   <w:sdt>
     <w:sdtPr>
-      <w:id w:val="-1911765601"/>
+      <w:id w:val="-891338759"/>
       <w:docPartObj>
         <w:docPartGallery w:val="Page Numbers (Bottom of Page)"/>
         <w:docPartUnique/>
@@ -1827,7 +1941,29 @@
           </w:rPr>
         </w:pPr>
         <w:r>
-          <w:t>1</w:t>
+          <w:fldChar w:fldCharType="begin"/>
+        </w:r>
+        <w:r>
+          <w:instrText xml:space="preserve"> PAGE   \* MERGEFORMAT </w:instrText>
+        </w:r>
+        <w:r>
+          <w:fldChar w:fldCharType="separate"/>
+        </w:r>
+        <w:r>
+          <w:rPr>
+            <w:b/>
+            <w:bCs/>
+            <w:noProof/>
+          </w:rPr>
+          <w:t>2</w:t>
+        </w:r>
+        <w:r>
+          <w:rPr>
+            <w:b/>
+            <w:bCs/>
+            <w:noProof/>
+          </w:rPr>
+          <w:fldChar w:fldCharType="end"/>
         </w:r>
         <w:r>
           <w:rPr>
@@ -1846,16 +1982,6 @@
       </w:p>
     </w:sdtContent>
   </w:sdt>
-  <w:p>
-    <w:pPr>
-      <w:pStyle w:val="Footer"/>
-    </w:pPr>
-  </w:p>
-  <w:p>
-    <w:pPr>
-      <w:pStyle w:val="Footer"/>
-    </w:pPr>
-  </w:p>
   <w:p>
     <w:pPr>
       <w:pStyle w:val="Footer"/>

--- a/Political Thinkable/Section 1/New Germany History.docx
+++ b/Political Thinkable/Section 1/New Germany History.docx
@@ -1387,13 +1387,29 @@
         <w:jc w:val="both"/>
       </w:pPr>
       <w:r>
-        <w:t xml:space="preserve">Before diving into this tale, remember it's all fiction. None of it is true. In the Progressive Pull Terms and Conditions, there's a form we need you to sign before watching the video, confirming you understand this is purely fictional. In today's polarized climate, we get things can get heated. But relax, this is just a story from a multiverse, not based on any real individual. Buckle up </w:t>
+        <w:t xml:space="preserve">Before diving into this tale, </w:t>
+      </w:r>
+      <w:r>
+        <w:rPr>
+          <w:b/>
+          <w:bCs/>
+        </w:rPr>
+        <w:t>remember it's all fiction</w:t>
+      </w:r>
+      <w:r>
+        <w:t xml:space="preserve">. None of it is true. In the Progressive Pull Terms and Conditions, there's a form we need you to sign before watching the video, confirming you understand this is purely fictional. In today's polarized climate, we get things can get heated. But relax, this is just a story from a multiverse, not based on any real individual. Buckle up </w:t>
       </w:r>
       <w:r>
         <w:t xml:space="preserve">and </w:t>
       </w:r>
       <w:r>
-        <w:t>strap jetpack</w:t>
+        <w:t>strap</w:t>
+      </w:r>
+      <w:r>
+        <w:t xml:space="preserve"> on your</w:t>
+      </w:r>
+      <w:r>
+        <w:t xml:space="preserve"> jetpack</w:t>
       </w:r>
       <w:r>
         <w:t xml:space="preserve"> enjoy</w:t>
@@ -1833,13 +1849,7 @@
         <w:t xml:space="preserve"> </w:t>
       </w:r>
       <w:r>
-        <w:t xml:space="preserve">Jones's primary duty was to call out all the commands while leading the formation as we marched across the grinder. And, naturally, he had to </w:t>
-      </w:r>
-      <w:r>
-        <w:t>shout,</w:t>
-      </w:r>
-      <w:r>
-        <w:t xml:space="preserve"> "Show me the money!" whenever the drill sergeant called for it.</w:t>
+        <w:t>Jones's primary duty was to call out all the commands while leading the formation as we marched across the grinder. And, naturally, he had to shout, "Show me the money!" whenever the drill sergeant called for it.</w:t>
       </w:r>
     </w:p>
     <w:p>
@@ -2618,6 +2628,7 @@
   <w:style w:type="character" w:default="1" w:styleId="DefaultParagraphFont">
     <w:name w:val="Default Paragraph Font"/>
     <w:uiPriority w:val="1"/>
+    <w:semiHidden/>
     <w:unhideWhenUsed/>
   </w:style>
   <w:style w:type="table" w:default="1" w:styleId="TableNormal">

--- a/Political Thinkable/Section 1/New Germany History.docx
+++ b/Political Thinkable/Section 1/New Germany History.docx
@@ -1441,25 +1441,38 @@
         <w:t>quietly observing</w:t>
       </w:r>
       <w:r>
-        <w:t xml:space="preserve"> the world with wide eyes, his thoughts dancing between curiosity and caution</w:t>
-      </w:r>
-      <w:r>
-        <w:t xml:space="preserve"> </w:t>
-      </w:r>
-      <w:r>
+        <w:t xml:space="preserve"> the world with wide eyes, his thoughts dancing between </w:t>
+      </w:r>
+      <w:r>
+        <w:rPr>
+          <w:b/>
+          <w:bCs/>
+        </w:rPr>
+        <w:t xml:space="preserve">curiosity and caution </w:t>
+      </w:r>
+      <w:r>
+        <w:rPr>
+          <w:b/>
+          <w:bCs/>
+        </w:rPr>
         <w:t xml:space="preserve">named </w:t>
       </w:r>
       <w:r>
+        <w:rPr>
+          <w:b/>
+          <w:bCs/>
+        </w:rPr>
         <w:t>Orion</w:t>
       </w:r>
       <w:r>
-        <w:t xml:space="preserve"> </w:t>
-      </w:r>
-      <w:r>
-        <w:t>R</w:t>
-      </w:r>
-      <w:r>
-        <w:t>efactor. He was born in the Midwest.</w:t>
+        <w:rPr>
+          <w:b/>
+          <w:bCs/>
+        </w:rPr>
+        <w:t xml:space="preserve"> Refactor</w:t>
+      </w:r>
+      <w:r>
+        <w:t>. He was born in the Midwest.</w:t>
       </w:r>
       <w:r>
         <w:t xml:space="preserve"> In the Midwest, the cold weather is a unifying force. Everyone's geared up for the frosty conditions, with jumper cables, a box of sand in the trunk for added weight and tire traction, and MREs stashed for those lengthy, snowy trips. The brisk air creates a special bond, transforming strangers into friends.</w:t>
@@ -1473,34 +1486,67 @@
         <w:t xml:space="preserve">He had an older sister called </w:t>
       </w:r>
       <w:r>
+        <w:rPr>
+          <w:b/>
+          <w:bCs/>
+        </w:rPr>
         <w:t>Karen</w:t>
       </w:r>
       <w:r>
+        <w:rPr>
+          <w:b/>
+          <w:bCs/>
+        </w:rPr>
         <w:t xml:space="preserve">, </w:t>
       </w:r>
       <w:r>
+        <w:rPr>
+          <w:b/>
+          <w:bCs/>
+        </w:rPr>
+        <w:t xml:space="preserve">a </w:t>
+      </w:r>
+      <w:r>
+        <w:rPr>
+          <w:b/>
+          <w:bCs/>
+        </w:rPr>
         <w:t>Re</w:t>
       </w:r>
       <w:r>
+        <w:rPr>
+          <w:b/>
+          <w:bCs/>
+        </w:rPr>
         <w:t>dneck</w:t>
       </w:r>
       <w:r>
+        <w:rPr>
+          <w:b/>
+          <w:bCs/>
+        </w:rPr>
         <w:t xml:space="preserve">, Blue </w:t>
       </w:r>
       <w:r>
+        <w:rPr>
+          <w:b/>
+          <w:bCs/>
+        </w:rPr>
         <w:t>Blooded</w:t>
       </w:r>
       <w:r>
+        <w:rPr>
+          <w:b/>
+          <w:bCs/>
+        </w:rPr>
         <w:t xml:space="preserve">, </w:t>
       </w:r>
       <w:r>
-        <w:t>W</w:t>
-      </w:r>
-      <w:r>
-        <w:t>hite</w:t>
-      </w:r>
-      <w:r>
-        <w:t xml:space="preserve"> Republican</w:t>
+        <w:rPr>
+          <w:b/>
+          <w:bCs/>
+        </w:rPr>
+        <w:t>White Republican</w:t>
       </w:r>
       <w:r>
         <w:t xml:space="preserve">. She was a big supporter of Don the </w:t>
@@ -1538,13 +1584,32 @@
         <w:jc w:val="both"/>
       </w:pPr>
       <w:r>
-        <w:t>Orion was born with childhood dyslexia, but not the visual kind that most people think of, where letters are jumbled and difficult to see. Instead, he has auditory deflection, meaning his brain doesn't process sounds properly. This is often misunderstood by many.</w:t>
+        <w:t>Orion was born with childhood dyslexia, but not the visual kind that most people think of, where letters are jumbled and difficult to see. Instead, he ha</w:t>
+      </w:r>
+      <w:r>
+        <w:t>d</w:t>
+      </w:r>
+      <w:r>
+        <w:t xml:space="preserve"> auditory </w:t>
+      </w:r>
+      <w:r>
+        <w:t>dyslexia</w:t>
+      </w:r>
+      <w:r>
+        <w:t>, meaning his brain doesn't process sounds properly. This is often misunderstood by many.</w:t>
       </w:r>
       <w:r>
         <w:t xml:space="preserve"> </w:t>
       </w:r>
       <w:r>
-        <w:t>People would often joke about their own mistakes, claiming their dyslexia was acting up. To Orion, however, these jokes weren't funny after a lifetime of living and struggling with this learning disability</w:t>
+        <w:rPr>
+          <w:b/>
+          <w:bCs/>
+        </w:rPr>
+        <w:t>People would often joke</w:t>
+      </w:r>
+      <w:r>
+        <w:t xml:space="preserve"> about their own mistakes, claiming their dyslexia was acting up. To Orion, however, these jokes weren't funny after a lifetime of living and struggling with this learning disability</w:t>
       </w:r>
       <w:r>
         <w:t xml:space="preserve">. </w:t>
